--- a/downloads/teacher/04 Units/Unit 06 - Food Systems and Production - From Farm to Table/Lesson 06.08 - Lab Cheesy Pasta Marinara With Role Cards.docx
+++ b/downloads/teacher/04 Units/Unit 06 - Food Systems and Production - From Farm to Table/Lesson 06.08 - Lab Cheesy Pasta Marinara With Role Cards.docx
@@ -336,23 +336,41 @@
       <w:r>
         <w:t xml:space="preserve">By the end of this lesson, students will be able to:</w:t>
       </w:r>
-      <w:r>
-        <w:t xml:space="preserve"> </w:t>
-      </w:r>
-      <w:r>
-        <w:t xml:space="preserve">1. (Low: understand) Given the station card and their role card, state their own role’s tasks in each of the four phases and name the critical path task and why it is the critical path.</w:t>
-      </w:r>
-      <w:r>
-        <w:t xml:space="preserve"> </w:t>
-      </w:r>
-      <w:r>
-        <w:t xml:space="preserve">2. (Mid: apply) In a team of about seven, prepare cheesy pasta with marinara: measure the salt and the cheese, boil and drain the pasta on schedule, heat the sauce without scorching it, and serve seven portions, following the six-step sanitation routine.</w:t>
-      </w:r>
-      <w:r>
-        <w:t xml:space="preserve"> </w:t>
-      </w:r>
-      <w:r>
-        <w:t xml:space="preserve">3. (High: evaluate) After the lab, judge whether the station kept the flowchart, name the one task that fell behind or got ahead, and recommend one change in the schedule for the next lab, naming a role and a minute.</w:t>
+    </w:p>
+    <w:p>
+      <w:pPr>
+        <w:numPr>
+          <w:ilvl w:val="0"/>
+          <w:numId w:val="1002"/>
+        </w:numPr>
+        <w:pStyle w:val="Compact"/>
+      </w:pPr>
+      <w:r>
+        <w:t xml:space="preserve">(Low: understand) Given the station card and their role card, state their own role’s tasks in each of the four phases and name the critical path task and why it is the critical path.</w:t>
+      </w:r>
+    </w:p>
+    <w:p>
+      <w:pPr>
+        <w:numPr>
+          <w:ilvl w:val="0"/>
+          <w:numId w:val="1002"/>
+        </w:numPr>
+        <w:pStyle w:val="Compact"/>
+      </w:pPr>
+      <w:r>
+        <w:t xml:space="preserve">(Mid: apply) In a team of about seven, prepare cheesy pasta with marinara: measure the salt and the cheese, boil and drain the pasta on schedule, heat the sauce without scorching it, and serve seven portions, following the six-step sanitation routine.</w:t>
+      </w:r>
+    </w:p>
+    <w:p>
+      <w:pPr>
+        <w:numPr>
+          <w:ilvl w:val="0"/>
+          <w:numId w:val="1002"/>
+        </w:numPr>
+        <w:pStyle w:val="Compact"/>
+      </w:pPr>
+      <w:r>
+        <w:t xml:space="preserve">(High: evaluate) After the lab, judge whether the station kept the flowchart, name the one task that fell behind or got ahead, and recommend one change in the schedule for the next lab, naming a role and a minute.</w:t>
       </w:r>
     </w:p>
     <w:p>
@@ -405,11 +423,17 @@
       <w:r>
         <w:t xml:space="preserve">Per station of about seven students:</w:t>
       </w:r>
-      <w:r>
-        <w:t xml:space="preserve"> </w:t>
-      </w:r>
-      <w:r>
-        <w:t xml:space="preserve">- 1 lb pasta, spaghetti or elbows, store brand</w:t>
+    </w:p>
+    <w:p>
+      <w:pPr>
+        <w:numPr>
+          <w:ilvl w:val="0"/>
+          <w:numId w:val="1003"/>
+        </w:numPr>
+        <w:pStyle w:val="Compact"/>
+      </w:pPr>
+      <w:r>
+        <w:t xml:space="preserve">1 lb pasta, spaghetti or elbows, store brand</w:t>
       </w:r>
       <w:r>
         <w:t xml:space="preserve"> </w:t>
@@ -420,35 +444,65 @@
         </w:rPr>
         <w:t xml:space="preserve">[update from this week’s circular]</w:t>
       </w:r>
-      <w:r>
-        <w:t xml:space="preserve"> </w:t>
-      </w:r>
-      <w:r>
-        <w:t xml:space="preserve">- 1 jar marinara sauce, 24 oz, store brand</w:t>
-      </w:r>
-      <w:r>
-        <w:t xml:space="preserve"> </w:t>
-      </w:r>
-      <w:r>
-        <w:t xml:space="preserve">- 2 bags shredded mozzarella, 8 oz each (1 1/2 bags is enough; the extra covers a second station’s shortfall)</w:t>
-      </w:r>
-      <w:r>
-        <w:t xml:space="preserve"> </w:t>
-      </w:r>
-      <w:r>
-        <w:t xml:space="preserve">- 1 Tbsp salt for the pasta water, from the room’s pantry</w:t>
-      </w:r>
-      <w:r>
-        <w:t xml:space="preserve"> </w:t>
-      </w:r>
-      <w:r>
-        <w:t xml:space="preserve">- Tools: 1 large pot, 1 small saucepan, 1 colander, 1 large serving bowl, 1 wooden spoon, 1 large serving spoon or tongs, measuring spoons, 1 dry measuring cup, 7 plates, 7 forks, napkins, 2 oven mitts, 1 trivet, 1 sanitizing spray and 2 cloths</w:t>
-      </w:r>
-      <w:r>
-        <w:t xml:space="preserve"> </w:t>
-      </w:r>
-      <w:r>
-        <w:t xml:space="preserve">- Handouts:</w:t>
+    </w:p>
+    <w:p>
+      <w:pPr>
+        <w:numPr>
+          <w:ilvl w:val="0"/>
+          <w:numId w:val="1003"/>
+        </w:numPr>
+        <w:pStyle w:val="Compact"/>
+      </w:pPr>
+      <w:r>
+        <w:t xml:space="preserve">1 jar marinara sauce, 24 oz, store brand</w:t>
+      </w:r>
+    </w:p>
+    <w:p>
+      <w:pPr>
+        <w:numPr>
+          <w:ilvl w:val="0"/>
+          <w:numId w:val="1003"/>
+        </w:numPr>
+        <w:pStyle w:val="Compact"/>
+      </w:pPr>
+      <w:r>
+        <w:t xml:space="preserve">2 bags shredded mozzarella, 8 oz each (1 1/2 bags is enough; the extra covers a second station’s shortfall)</w:t>
+      </w:r>
+    </w:p>
+    <w:p>
+      <w:pPr>
+        <w:numPr>
+          <w:ilvl w:val="0"/>
+          <w:numId w:val="1003"/>
+        </w:numPr>
+        <w:pStyle w:val="Compact"/>
+      </w:pPr>
+      <w:r>
+        <w:t xml:space="preserve">1 Tbsp salt for the pasta water, from the room’s pantry</w:t>
+      </w:r>
+    </w:p>
+    <w:p>
+      <w:pPr>
+        <w:numPr>
+          <w:ilvl w:val="0"/>
+          <w:numId w:val="1003"/>
+        </w:numPr>
+        <w:pStyle w:val="Compact"/>
+      </w:pPr>
+      <w:r>
+        <w:t xml:space="preserve">Tools: 1 large pot, 1 small saucepan, 1 colander, 1 large serving bowl, 1 wooden spoon, 1 large serving spoon or tongs, measuring spoons, 1 dry measuring cup, 7 plates, 7 forks, napkins, 2 oven mitts, 1 trivet, 1 sanitizing spray and 2 cloths</w:t>
+      </w:r>
+    </w:p>
+    <w:p>
+      <w:pPr>
+        <w:numPr>
+          <w:ilvl w:val="0"/>
+          <w:numId w:val="1003"/>
+        </w:numPr>
+        <w:pStyle w:val="Compact"/>
+      </w:pPr>
+      <w:r>
+        <w:t xml:space="preserve">Handouts:</w:t>
       </w:r>
       <w:r>
         <w:t xml:space="preserve"> </w:t>
@@ -495,21 +549,27 @@
       <w:r>
         <w:t xml:space="preserve">(the same reflection sheet used all year, one per student)</w:t>
       </w:r>
-      <w:r>
-        <w:t xml:space="preserve"> </w:t>
-      </w:r>
-      <w:r>
-        <w:t xml:space="preserve">- The 40-minute flowchart in five-minute blocks on the board from the slides, a visible timer, aprons and hair ties, the clean-up zone chart taped at each station</w:t>
-      </w:r>
-      <w:r>
-        <w:t xml:space="preserve"> </w:t>
-      </w:r>
-      <w:r>
-        <w:t xml:space="preserve">-</w:t>
-      </w:r>
-      <w:r>
-        <w:t xml:space="preserve"> </w:t>
-      </w:r>
+    </w:p>
+    <w:p>
+      <w:pPr>
+        <w:numPr>
+          <w:ilvl w:val="0"/>
+          <w:numId w:val="1003"/>
+        </w:numPr>
+        <w:pStyle w:val="Compact"/>
+      </w:pPr>
+      <w:r>
+        <w:t xml:space="preserve">The 40-minute flowchart in five-minute blocks on the board from the slides, a visible timer, aprons and hair ties, the clean-up zone chart taped at each station</w:t>
+      </w:r>
+    </w:p>
+    <w:p>
+      <w:pPr>
+        <w:numPr>
+          <w:ilvl w:val="0"/>
+          <w:numId w:val="1003"/>
+        </w:numPr>
+        <w:pStyle w:val="Compact"/>
+      </w:pPr>
       <w:r>
         <w:rPr>
           <w:rStyle w:val="VerbatimChar"/>
@@ -522,11 +582,17 @@
       <w:r>
         <w:t xml:space="preserve">on a clipboard, one group grid per class</w:t>
       </w:r>
-      <w:r>
-        <w:t xml:space="preserve"> </w:t>
-      </w:r>
-      <w:r>
-        <w:t xml:space="preserve">- Slides:</w:t>
+    </w:p>
+    <w:p>
+      <w:pPr>
+        <w:numPr>
+          <w:ilvl w:val="0"/>
+          <w:numId w:val="1003"/>
+        </w:numPr>
+        <w:pStyle w:val="Compact"/>
+      </w:pPr>
+      <w:r>
+        <w:t xml:space="preserve">Slides:</w:t>
       </w:r>
       <w:r>
         <w:t xml:space="preserve"> </w:t>
@@ -537,11 +603,17 @@
         </w:rPr>
         <w:t xml:space="preserve">Slides 06.08 - Lab, Cheesy Pasta Marinara With Role Cards</w:t>
       </w:r>
-      <w:r>
-        <w:t xml:space="preserve"> </w:t>
-      </w:r>
-      <w:r>
-        <w:t xml:space="preserve">- Setup notes: do not preheat anything. Students fill and carry the empty pot to the burner and turn on the heat; I carry nothing and turn on nothing, and I drain every pot. Put the grocery bags at each station so unpacking is part of prep. Fill the pot to about three quarters, not to the top, or it takes too long and it is too heavy. Have the colander already in the sink before the bell. Sanitation routine, all six steps, in this order: hair back, sleeves up, wash hands, sanitize surfaces, clean as you go, station check before dismissal. Allergy check the day before: wheat in the pasta, dairy in the cheese, and some marinara jars carry a soy or a</w:t>
+    </w:p>
+    <w:p>
+      <w:pPr>
+        <w:numPr>
+          <w:ilvl w:val="0"/>
+          <w:numId w:val="1003"/>
+        </w:numPr>
+        <w:pStyle w:val="Compact"/>
+      </w:pPr>
+      <w:r>
+        <w:t xml:space="preserve">Setup notes: do not preheat anything. Students fill and carry the empty pot to the burner and turn on the heat; I carry nothing and turn on nothing, and I drain every pot. Put the grocery bags at each station so unpacking is part of prep. Fill the pot to about three quarters, not to the top, or it takes too long and it is too heavy. Have the colander already in the sink before the bell. Sanitation routine, all six steps, in this order: hair back, sleeves up, wash hands, sanitize surfaces, clean as you go, station check before dismissal. Allergy check the day before: wheat in the pasta, dairy in the cheese, and some marinara jars carry a soy or a</w:t>
       </w:r>
       <w:r>
         <w:t xml:space="preserve"> </w:t>
@@ -992,61 +1064,109 @@
       <w:r>
         <w:t xml:space="preserve">Monitor understanding:</w:t>
       </w:r>
-      <w:r>
-        <w:t xml:space="preserve"> </w:t>
-      </w:r>
-      <w:r>
-        <w:t xml:space="preserve">- Is that a rolling boil or is it almost there? What are you looking at?</w:t>
-      </w:r>
-      <w:r>
-        <w:t xml:space="preserve"> </w:t>
-      </w:r>
-      <w:r>
-        <w:t xml:space="preserve">- Your sauce is on medium. What happens to tomato sauce on medium for ten minutes?</w:t>
-      </w:r>
-      <w:r>
-        <w:t xml:space="preserve"> </w:t>
-      </w:r>
-      <w:r>
-        <w:t xml:space="preserve">- Whose hands are allowed on that pot right now?</w:t>
-      </w:r>
-      <w:r>
-        <w:t xml:space="preserve"> </w:t>
-      </w:r>
-      <w:r>
-        <w:t xml:space="preserve">- What is your role’s next job, and what time does it start?</w:t>
-      </w:r>
-    </w:p>
-    <w:p>
-      <w:pPr>
-        <w:pStyle w:val="BodyText"/>
+    </w:p>
+    <w:p>
+      <w:pPr>
+        <w:numPr>
+          <w:ilvl w:val="0"/>
+          <w:numId w:val="1004"/>
+        </w:numPr>
+        <w:pStyle w:val="Compact"/>
+      </w:pPr>
+      <w:r>
+        <w:t xml:space="preserve">Is that a rolling boil or is it almost there? What are you looking at?</w:t>
+      </w:r>
+    </w:p>
+    <w:p>
+      <w:pPr>
+        <w:numPr>
+          <w:ilvl w:val="0"/>
+          <w:numId w:val="1004"/>
+        </w:numPr>
+        <w:pStyle w:val="Compact"/>
+      </w:pPr>
+      <w:r>
+        <w:t xml:space="preserve">Your sauce is on medium. What happens to tomato sauce on medium for ten minutes?</w:t>
+      </w:r>
+    </w:p>
+    <w:p>
+      <w:pPr>
+        <w:numPr>
+          <w:ilvl w:val="0"/>
+          <w:numId w:val="1004"/>
+        </w:numPr>
+        <w:pStyle w:val="Compact"/>
+      </w:pPr>
+      <w:r>
+        <w:t xml:space="preserve">Whose hands are allowed on that pot right now?</w:t>
+      </w:r>
+    </w:p>
+    <w:p>
+      <w:pPr>
+        <w:numPr>
+          <w:ilvl w:val="0"/>
+          <w:numId w:val="1004"/>
+        </w:numPr>
+        <w:pStyle w:val="Compact"/>
+      </w:pPr>
+      <w:r>
+        <w:t xml:space="preserve">What is your role’s next job, and what time does it start?</w:t>
+      </w:r>
+    </w:p>
+    <w:p>
+      <w:pPr>
+        <w:pStyle w:val="FirstParagraph"/>
       </w:pPr>
       <w:r>
         <w:t xml:space="preserve">Deepen learning:</w:t>
       </w:r>
-      <w:r>
-        <w:t xml:space="preserve"> </w:t>
-      </w:r>
-      <w:r>
-        <w:t xml:space="preserve">- The water took eight minutes and you could not do anything about it. What did your station do with those eight minutes?</w:t>
-      </w:r>
-      <w:r>
-        <w:t xml:space="preserve"> </w:t>
-      </w:r>
-      <w:r>
-        <w:t xml:space="preserve">- This whole meal fed seven people for about ten dollars. What is that per person, and how does it compare to a slice of pizza and a drink?</w:t>
-      </w:r>
-      <w:r>
-        <w:t xml:space="preserve"> </w:t>
-      </w:r>
-      <w:r>
-        <w:t xml:space="preserve">- The pasta is a dry heat food or a moist heat food? Prove it with what happened in the pot.</w:t>
-      </w:r>
-      <w:r>
-        <w:t xml:space="preserve"> </w:t>
-      </w:r>
-      <w:r>
-        <w:t xml:space="preserve">- If I told you the period was thirty minutes instead of forty, what would you cut and what would you start earlier?</w:t>
+    </w:p>
+    <w:p>
+      <w:pPr>
+        <w:numPr>
+          <w:ilvl w:val="0"/>
+          <w:numId w:val="1005"/>
+        </w:numPr>
+        <w:pStyle w:val="Compact"/>
+      </w:pPr>
+      <w:r>
+        <w:t xml:space="preserve">The water took eight minutes and you could not do anything about it. What did your station do with those eight minutes?</w:t>
+      </w:r>
+    </w:p>
+    <w:p>
+      <w:pPr>
+        <w:numPr>
+          <w:ilvl w:val="0"/>
+          <w:numId w:val="1005"/>
+        </w:numPr>
+        <w:pStyle w:val="Compact"/>
+      </w:pPr>
+      <w:r>
+        <w:t xml:space="preserve">This whole meal fed seven people for about ten dollars. What is that per person, and how does it compare to a slice of pizza and a drink?</w:t>
+      </w:r>
+    </w:p>
+    <w:p>
+      <w:pPr>
+        <w:numPr>
+          <w:ilvl w:val="0"/>
+          <w:numId w:val="1005"/>
+        </w:numPr>
+        <w:pStyle w:val="Compact"/>
+      </w:pPr>
+      <w:r>
+        <w:t xml:space="preserve">The pasta is a dry heat food or a moist heat food? Prove it with what happened in the pot.</w:t>
+      </w:r>
+    </w:p>
+    <w:p>
+      <w:pPr>
+        <w:numPr>
+          <w:ilvl w:val="0"/>
+          <w:numId w:val="1005"/>
+        </w:numPr>
+        <w:pStyle w:val="Compact"/>
+      </w:pPr>
+      <w:r>
+        <w:t xml:space="preserve">If I told you the period was thirty minutes instead of forty, what would you cut and what would you start earlier?</w:t>
       </w:r>
     </w:p>
     <w:p>
@@ -1171,7 +1291,7 @@
       <w:pPr>
         <w:numPr>
           <w:ilvl w:val="0"/>
-          <w:numId w:val="1002"/>
+          <w:numId w:val="1006"/>
         </w:numPr>
         <w:pStyle w:val="Compact"/>
       </w:pPr>
@@ -1267,7 +1387,7 @@
       <w:pPr>
         <w:numPr>
           <w:ilvl w:val="0"/>
-          <w:numId w:val="1002"/>
+          <w:numId w:val="1006"/>
         </w:numPr>
         <w:pStyle w:val="Compact"/>
       </w:pPr>
@@ -1279,7 +1399,7 @@
       <w:pPr>
         <w:numPr>
           <w:ilvl w:val="0"/>
-          <w:numId w:val="1002"/>
+          <w:numId w:val="1006"/>
         </w:numPr>
         <w:pStyle w:val="Compact"/>
       </w:pPr>
@@ -1291,7 +1411,7 @@
       <w:pPr>
         <w:numPr>
           <w:ilvl w:val="0"/>
-          <w:numId w:val="1002"/>
+          <w:numId w:val="1006"/>
         </w:numPr>
         <w:pStyle w:val="Compact"/>
       </w:pPr>
@@ -1303,7 +1423,7 @@
       <w:pPr>
         <w:numPr>
           <w:ilvl w:val="0"/>
-          <w:numId w:val="1002"/>
+          <w:numId w:val="1006"/>
         </w:numPr>
         <w:pStyle w:val="Compact"/>
       </w:pPr>
@@ -1315,7 +1435,7 @@
       <w:pPr>
         <w:numPr>
           <w:ilvl w:val="0"/>
-          <w:numId w:val="1002"/>
+          <w:numId w:val="1006"/>
         </w:numPr>
         <w:pStyle w:val="Compact"/>
       </w:pPr>
@@ -1327,7 +1447,7 @@
       <w:pPr>
         <w:numPr>
           <w:ilvl w:val="0"/>
-          <w:numId w:val="1002"/>
+          <w:numId w:val="1006"/>
         </w:numPr>
         <w:pStyle w:val="Compact"/>
       </w:pPr>
@@ -1673,7 +1793,7 @@
       <w:pPr>
         <w:numPr>
           <w:ilvl w:val="0"/>
-          <w:numId w:val="1003"/>
+          <w:numId w:val="1007"/>
         </w:numPr>
         <w:pStyle w:val="Compact"/>
       </w:pPr>
@@ -1697,7 +1817,7 @@
       <w:pPr>
         <w:numPr>
           <w:ilvl w:val="0"/>
-          <w:numId w:val="1003"/>
+          <w:numId w:val="1007"/>
         </w:numPr>
         <w:pStyle w:val="Compact"/>
       </w:pPr>
@@ -1709,7 +1829,7 @@
       <w:pPr>
         <w:numPr>
           <w:ilvl w:val="0"/>
-          <w:numId w:val="1003"/>
+          <w:numId w:val="1007"/>
         </w:numPr>
         <w:pStyle w:val="Compact"/>
       </w:pPr>
@@ -1742,7 +1862,7 @@
       <w:pPr>
         <w:numPr>
           <w:ilvl w:val="0"/>
-          <w:numId w:val="1003"/>
+          <w:numId w:val="1007"/>
         </w:numPr>
         <w:pStyle w:val="Compact"/>
       </w:pPr>
@@ -1754,7 +1874,7 @@
       <w:pPr>
         <w:numPr>
           <w:ilvl w:val="0"/>
-          <w:numId w:val="1003"/>
+          <w:numId w:val="1007"/>
         </w:numPr>
         <w:pStyle w:val="Compact"/>
       </w:pPr>
@@ -1766,7 +1886,7 @@
       <w:pPr>
         <w:numPr>
           <w:ilvl w:val="0"/>
-          <w:numId w:val="1003"/>
+          <w:numId w:val="1007"/>
         </w:numPr>
         <w:pStyle w:val="Compact"/>
       </w:pPr>
@@ -1799,7 +1919,7 @@
       <w:pPr>
         <w:numPr>
           <w:ilvl w:val="0"/>
-          <w:numId w:val="1003"/>
+          <w:numId w:val="1007"/>
         </w:numPr>
         <w:pStyle w:val="Compact"/>
       </w:pPr>
@@ -1854,7 +1974,7 @@
       <w:pPr>
         <w:numPr>
           <w:ilvl w:val="0"/>
-          <w:numId w:val="1004"/>
+          <w:numId w:val="1008"/>
         </w:numPr>
         <w:pStyle w:val="Compact"/>
       </w:pPr>
@@ -1866,7 +1986,7 @@
       <w:pPr>
         <w:numPr>
           <w:ilvl w:val="0"/>
-          <w:numId w:val="1004"/>
+          <w:numId w:val="1008"/>
         </w:numPr>
         <w:pStyle w:val="Compact"/>
       </w:pPr>
@@ -1878,7 +1998,7 @@
       <w:pPr>
         <w:numPr>
           <w:ilvl w:val="0"/>
-          <w:numId w:val="1004"/>
+          <w:numId w:val="1008"/>
         </w:numPr>
         <w:pStyle w:val="Compact"/>
       </w:pPr>
@@ -1890,7 +2010,7 @@
       <w:pPr>
         <w:numPr>
           <w:ilvl w:val="0"/>
-          <w:numId w:val="1004"/>
+          <w:numId w:val="1008"/>
         </w:numPr>
         <w:pStyle w:val="Compact"/>
       </w:pPr>
@@ -1920,7 +2040,7 @@
       <w:pPr>
         <w:numPr>
           <w:ilvl w:val="0"/>
-          <w:numId w:val="1004"/>
+          <w:numId w:val="1008"/>
         </w:numPr>
         <w:pStyle w:val="Compact"/>
       </w:pPr>
@@ -1932,7 +2052,7 @@
       <w:pPr>
         <w:numPr>
           <w:ilvl w:val="0"/>
-          <w:numId w:val="1004"/>
+          <w:numId w:val="1008"/>
         </w:numPr>
         <w:pStyle w:val="Compact"/>
       </w:pPr>
@@ -1944,7 +2064,7 @@
       <w:pPr>
         <w:numPr>
           <w:ilvl w:val="0"/>
-          <w:numId w:val="1004"/>
+          <w:numId w:val="1008"/>
         </w:numPr>
         <w:pStyle w:val="Compact"/>
       </w:pPr>
@@ -1956,7 +2076,7 @@
       <w:pPr>
         <w:numPr>
           <w:ilvl w:val="0"/>
-          <w:numId w:val="1004"/>
+          <w:numId w:val="1008"/>
         </w:numPr>
         <w:pStyle w:val="Compact"/>
       </w:pPr>
@@ -2361,7 +2481,7 @@
       <w:pPr>
         <w:numPr>
           <w:ilvl w:val="0"/>
-          <w:numId w:val="1005"/>
+          <w:numId w:val="1009"/>
         </w:numPr>
         <w:pStyle w:val="Compact"/>
       </w:pPr>
@@ -2373,7 +2493,7 @@
       <w:pPr>
         <w:numPr>
           <w:ilvl w:val="0"/>
-          <w:numId w:val="1005"/>
+          <w:numId w:val="1009"/>
         </w:numPr>
         <w:pStyle w:val="Compact"/>
       </w:pPr>
@@ -2669,6 +2789,118 @@
       </w:pPr>
     </w:lvl>
   </w:abstractNum>
+  <w:abstractNum w:abstractNumId="99411">
+    <w:nsid w:val="71315dca"/>
+    <w:multiLevelType w:val="multilevel"/>
+    <w:lvl w:ilvl="0">
+      <w:start w:val="1"/>
+      <w:numFmt w:val="decimal"/>
+      <w:lvlText w:val="%1."/>
+      <w:lvlJc w:val="left"/>
+      <w:pPr>
+        <w:tabs>
+          <w:tab w:val="num" w:pos="0"/>
+        </w:tabs>
+        <w:ind w:left="480" w:hanging="480"/>
+      </w:pPr>
+    </w:lvl>
+    <w:lvl w:ilvl="1">
+      <w:start w:val="1"/>
+      <w:numFmt w:val="decimal"/>
+      <w:lvlText w:val="%2."/>
+      <w:lvlJc w:val="left"/>
+      <w:pPr>
+        <w:tabs>
+          <w:tab w:val="num" w:pos="720"/>
+        </w:tabs>
+        <w:ind w:left="1200" w:hanging="480"/>
+      </w:pPr>
+    </w:lvl>
+    <w:lvl w:ilvl="2">
+      <w:start w:val="1"/>
+      <w:numFmt w:val="decimal"/>
+      <w:lvlText w:val="%3."/>
+      <w:lvlJc w:val="left"/>
+      <w:pPr>
+        <w:tabs>
+          <w:tab w:val="num" w:pos="1440"/>
+        </w:tabs>
+        <w:ind w:left="1920" w:hanging="480"/>
+      </w:pPr>
+    </w:lvl>
+    <w:lvl w:ilvl="3">
+      <w:start w:val="1"/>
+      <w:numFmt w:val="decimal"/>
+      <w:lvlText w:val="%4."/>
+      <w:lvlJc w:val="left"/>
+      <w:pPr>
+        <w:tabs>
+          <w:tab w:val="num" w:pos="2160"/>
+        </w:tabs>
+        <w:ind w:left="2640" w:hanging="480"/>
+      </w:pPr>
+    </w:lvl>
+    <w:lvl w:ilvl="4">
+      <w:start w:val="1"/>
+      <w:numFmt w:val="decimal"/>
+      <w:lvlText w:val="%5."/>
+      <w:lvlJc w:val="left"/>
+      <w:pPr>
+        <w:tabs>
+          <w:tab w:val="num" w:pos="2880"/>
+        </w:tabs>
+        <w:ind w:left="3360" w:hanging="480"/>
+      </w:pPr>
+    </w:lvl>
+    <w:lvl w:ilvl="5">
+      <w:start w:val="1"/>
+      <w:numFmt w:val="decimal"/>
+      <w:lvlText w:val="%6."/>
+      <w:lvlJc w:val="left"/>
+      <w:pPr>
+        <w:tabs>
+          <w:tab w:val="num" w:pos="3600"/>
+        </w:tabs>
+        <w:ind w:left="4080" w:hanging="480"/>
+      </w:pPr>
+    </w:lvl>
+    <w:lvl w:ilvl="6">
+      <w:start w:val="1"/>
+      <w:numFmt w:val="decimal"/>
+      <w:lvlText w:val="%7."/>
+      <w:lvlJc w:val="left"/>
+      <w:pPr>
+        <w:tabs>
+          <w:tab w:val="num" w:pos="4320"/>
+        </w:tabs>
+        <w:ind w:left="4800" w:hanging="480"/>
+      </w:pPr>
+    </w:lvl>
+    <w:lvl w:ilvl="7">
+      <w:start w:val="1"/>
+      <w:numFmt w:val="decimal"/>
+      <w:lvlText w:val="%8."/>
+      <w:lvlJc w:val="left"/>
+      <w:pPr>
+        <w:tabs>
+          <w:tab w:val="num" w:pos="5040"/>
+        </w:tabs>
+        <w:ind w:left="5520" w:hanging="480"/>
+      </w:pPr>
+    </w:lvl>
+    <w:lvl w:ilvl="8">
+      <w:start w:val="1"/>
+      <w:numFmt w:val="decimal"/>
+      <w:lvlText w:val="%9."/>
+      <w:lvlJc w:val="left"/>
+      <w:pPr>
+        <w:tabs>
+          <w:tab w:val="num" w:pos="5760"/>
+        </w:tabs>
+        <w:ind w:left="6240" w:hanging="480"/>
+      </w:pPr>
+    </w:lvl>
+  </w:abstractNum>
   <w:num w:numId="1000">
     <w:abstractNumId w:val="990"/>
   </w:num>
@@ -2676,7 +2908,34 @@
     <w:abstractNumId w:val="991"/>
   </w:num>
   <w:num w:numId="1002">
-    <w:abstractNumId w:val="991"/>
+    <w:abstractNumId w:val="99411"/>
+    <w:lvlOverride w:ilvl="0">
+      <w:startOverride w:val="1"/>
+    </w:lvlOverride>
+    <w:lvlOverride w:ilvl="1">
+      <w:startOverride w:val="1"/>
+    </w:lvlOverride>
+    <w:lvlOverride w:ilvl="2">
+      <w:startOverride w:val="1"/>
+    </w:lvlOverride>
+    <w:lvlOverride w:ilvl="3">
+      <w:startOverride w:val="1"/>
+    </w:lvlOverride>
+    <w:lvlOverride w:ilvl="4">
+      <w:startOverride w:val="1"/>
+    </w:lvlOverride>
+    <w:lvlOverride w:ilvl="5">
+      <w:startOverride w:val="1"/>
+    </w:lvlOverride>
+    <w:lvlOverride w:ilvl="6">
+      <w:startOverride w:val="1"/>
+    </w:lvlOverride>
+    <w:lvlOverride w:ilvl="7">
+      <w:startOverride w:val="1"/>
+    </w:lvlOverride>
+    <w:lvlOverride w:ilvl="8">
+      <w:startOverride w:val="1"/>
+    </w:lvlOverride>
   </w:num>
   <w:num w:numId="1003">
     <w:abstractNumId w:val="991"/>
@@ -2685,6 +2944,18 @@
     <w:abstractNumId w:val="991"/>
   </w:num>
   <w:num w:numId="1005">
+    <w:abstractNumId w:val="991"/>
+  </w:num>
+  <w:num w:numId="1006">
+    <w:abstractNumId w:val="991"/>
+  </w:num>
+  <w:num w:numId="1007">
+    <w:abstractNumId w:val="991"/>
+  </w:num>
+  <w:num w:numId="1008">
+    <w:abstractNumId w:val="991"/>
+  </w:num>
+  <w:num w:numId="1009">
     <w:abstractNumId w:val="991"/>
   </w:num>
 </w:numbering>

--- a/downloads/teacher/04 Units/Unit 06 - Food Systems and Production - From Farm to Table/Lesson 06.08 - Lab Cheesy Pasta Marinara With Role Cards.docx
+++ b/downloads/teacher/04 Units/Unit 06 - Food Systems and Production - From Farm to Table/Lesson 06.08 - Lab Cheesy Pasta Marinara With Role Cards.docx
@@ -248,7 +248,7 @@
         <w:pStyle w:val="FirstParagraph"/>
       </w:pPr>
       <w:r>
-        <w:t xml:space="preserve">(Four module lines, one more than usual, because FSP 5. d) is the scheduling work on the critical path and it is graded here. This lesson demonstrates a second time what Unit 1 taught: FSP 1. a), c), and e) repeat N&amp;W 1. b) and d) almost word for word, and the standards map lists both.)</w:t>
+        <w:t xml:space="preserve">(Four module lines, one more than usual, because FSP 5. d) is the scheduling work on the critical path and it is graded here. This lesson demonstrates a second time what Unit 1 taught: FSP 1. c) and e) repeat N&amp;W 1. b) and d) almost word for word, and the standards map lists both.)</w:t>
       </w:r>
     </w:p>
     <w:p>
@@ -435,15 +435,6 @@
       <w:r>
         <w:t xml:space="preserve">1 lb pasta, spaghetti or elbows, store brand</w:t>
       </w:r>
-      <w:r>
-        <w:t xml:space="preserve"> </w:t>
-      </w:r>
-      <w:r>
-        <w:rPr>
-          <w:rStyle w:val="TeacherNote"/>
-        </w:rPr>
-        <w:t xml:space="preserve">[update from this week’s circular]</w:t>
-      </w:r>
     </w:p>
     <w:p>
       <w:pPr>
@@ -632,15 +623,6 @@
       </w:r>
       <w:r>
         <w:t xml:space="preserve">note. Substitutions are in Differentiation.</w:t>
-      </w:r>
-      <w:r>
-        <w:t xml:space="preserve"> </w:t>
-      </w:r>
-      <w:r>
-        <w:rPr>
-          <w:rStyle w:val="TeacherNote"/>
-        </w:rPr>
-        <w:t xml:space="preserve">[Sal: confirm against the nurse’s allergy list, not the student’s word.]</w:t>
       </w:r>
     </w:p>
     <w:p>
@@ -1769,15 +1751,6 @@
       <w:r>
         <w:t xml:space="preserve">Math: cost per serving from the receipt, and the flowchart is a real scheduling problem with a critical path, which is the same idea a project management unit teaches. Science: the pasta absorbs water and swells, which is why a pound of dry pasta feeds seven, and Lesson 6.6’s moist heat lesson explains why it never browns. Careers: a line cook works exactly this way, and the critical path language is what a kitchen manager uses.</w:t>
       </w:r>
-      <w:r>
-        <w:t xml:space="preserve"> </w:t>
-      </w:r>
-      <w:r>
-        <w:rPr>
-          <w:rStyle w:val="TeacherNote"/>
-        </w:rPr>
-        <w:t xml:space="preserve">[Sal: your ClassroomStreet students already think about time as a resource; say out loud that a schedule is a budget for minutes.]</w:t>
-      </w:r>
     </w:p>
     <w:p>
       <w:pPr>
@@ -1848,15 +1821,6 @@
       <w:r>
         <w:t xml:space="preserve">, section 2.</w:t>
       </w:r>
-      <w:r>
-        <w:t xml:space="preserve"> </w:t>
-      </w:r>
-      <w:r>
-        <w:rPr>
-          <w:rStyle w:val="TeacherNote"/>
-        </w:rPr>
-        <w:t xml:space="preserve">[Sal: confirm against the NYSED PDF.]</w:t>
-      </w:r>
     </w:p>
     <w:p>
       <w:pPr>
@@ -1924,22 +1888,7 @@
         <w:pStyle w:val="Compact"/>
       </w:pPr>
       <w:r>
-        <w:t xml:space="preserve">Sal’s own materials:</w:t>
-      </w:r>
-      <w:r>
-        <w:t xml:space="preserve"> </w:t>
-      </w:r>
-      <w:r>
-        <w:rPr>
-          <w:rStyle w:val="VerbatimChar"/>
-        </w:rPr>
-        <w:t xml:space="preserve">education_teaching_facs_lesson2_cheesypastamarinara_2026_03.docx</w:t>
-      </w:r>
-      <w:r>
-        <w:t xml:space="preserve"> </w:t>
-      </w:r>
-      <w:r>
-        <w:t xml:space="preserve">(Education/TeachingWork/LessonPlans). His package supplied the four-phase workflow, the Gantt chart by role, the critical path analysis, the eight role cards with tag-in notes, the clean-up zone assignments, the King Kullen shopping list with budget swaps, the</w:t>
+        <w:t xml:space="preserve">My own materials:. My package supplied the four-phase workflow, the Gantt chart by role, the critical path analysis, the eight role cards with tag-in notes, the clean-up zone assignments, the supermarket shopping list with budget swaps, the</w:t>
       </w:r>
       <w:r>
         <w:t xml:space="preserve"> </w:t>
@@ -2015,7 +1964,7 @@
         <w:pStyle w:val="Compact"/>
       </w:pPr>
       <w:r>
-        <w:t xml:space="preserve">Sal’s own</w:t>
+        <w:t xml:space="preserve">My own</w:t>
       </w:r>
       <w:r>
         <w:t xml:space="preserve"> </w:t>
@@ -2057,7 +2006,7 @@
         <w:pStyle w:val="Compact"/>
       </w:pPr>
       <w:r>
-        <w:t xml:space="preserve">Sal’s package included a no-bake chocolate pudding dessert running in parallel. It is dropped from this lab on purpose, to keep one dish and one clock and to keep the critical path visible, which is the point of the day. The pudding fits as a dessert station in the Feed the Class project (Lesson 6.16) or as the grade 8 second dish in the no-kitchen version.</w:t>
+        <w:t xml:space="preserve">My package included a no-bake chocolate pudding dessert running in parallel. It is dropped from this lab on purpose, to keep one dish and one clock and to keep the critical path visible, which is the point of the day. The pudding fits as a dessert station in the Feed the Class project (Lesson 6.16) or as the grade 8 second dish in the no-kitchen version.</w:t>
       </w:r>
     </w:p>
     <w:p>
@@ -2081,7 +2030,7 @@
         <w:pStyle w:val="Compact"/>
       </w:pPr>
       <w:r>
-        <w:t xml:space="preserve">Per-station cost estimate (store brand, Long Island supermarket; every price marked [update from this week’s circular]):</w:t>
+        <w:t xml:space="preserve">Per-station cost estimate (store brand, Long Island supermarket; every price to be refreshed from the current circular before teaching):</w:t>
       </w:r>
     </w:p>
     <w:tbl>
@@ -2487,21 +2436,6 @@
       </w:pPr>
       <w:r>
         <w:t xml:space="preserve">Both versions are well under the $20 per station cap. The unit budget line for Lab 3 should carry about $40 for a class of four stations at full prices.</w:t>
-      </w:r>
-    </w:p>
-    <w:p>
-      <w:pPr>
-        <w:numPr>
-          <w:ilvl w:val="0"/>
-          <w:numId w:val="1009"/>
-        </w:numPr>
-        <w:pStyle w:val="Compact"/>
-      </w:pPr>
-      <w:r>
-        <w:rPr>
-          <w:rStyle w:val="TeacherNote"/>
-        </w:rPr>
-        <w:t xml:space="preserve">[Sal: your package priced this at about $9.76 for eight students in March 2026. At seven per station the number barely moves, because the pasta box and the sauce jar are whole units either way.]</w:t>
       </w:r>
     </w:p>
     <w:sectPr>
